--- a/docs/CodeLens_Technical_Report.docx
+++ b/docs/CodeLens_Technical_Report.docx
@@ -655,6 +655,76 @@
           <w:r>
             <w:fldChar w:fldCharType="begin" w:dirty="true"/>
             <w:instrText xml:space="preserve">TOC \h \o "1-3"</w:instrText>
+            <w:fldChar w:fldCharType="separate"/>
+          </w:r>
+        </w:p>
+        <w:p>
+          <w:r>
+            <w:fldChar w:fldCharType="end"/>
+          </w:r>
+        </w:p>
+      </w:sdtContent>
+    </w:sdt>
+    <w:p>
+      <w:pPr>
+        <w:pageBreakBefore/>
+        <w:spacing w:after="240" w:before="240"/>
+      </w:pPr>
+      <w:r>
+        <w:rPr>
+          <w:rFonts w:ascii="Times New Roman" w:cs="Times New Roman" w:eastAsia="Times New Roman" w:hAnsi="Times New Roman"/>
+          <w:b/>
+          <w:bCs/>
+          <w:sz w:val="36"/>
+          <w:szCs w:val="36"/>
+        </w:rPr>
+        <w:t xml:space="preserve">List of Figures</w:t>
+      </w:r>
+    </w:p>
+    <w:sdt>
+      <w:sdtPr>
+        <w:alias w:val="List of Figures"/>
+      </w:sdtPr>
+      <w:sdtContent>
+        <w:p>
+          <w:r>
+            <w:fldChar w:fldCharType="begin" w:dirty="true"/>
+            <w:instrText xml:space="preserve">TOC \c "Figure" \h</w:instrText>
+            <w:fldChar w:fldCharType="separate"/>
+          </w:r>
+        </w:p>
+        <w:p>
+          <w:r>
+            <w:fldChar w:fldCharType="end"/>
+          </w:r>
+        </w:p>
+      </w:sdtContent>
+    </w:sdt>
+    <w:p>
+      <w:pPr>
+        <w:pageBreakBefore/>
+        <w:spacing w:after="240" w:before="240"/>
+      </w:pPr>
+      <w:r>
+        <w:rPr>
+          <w:rFonts w:ascii="Times New Roman" w:cs="Times New Roman" w:eastAsia="Times New Roman" w:hAnsi="Times New Roman"/>
+          <w:b/>
+          <w:bCs/>
+          <w:sz w:val="36"/>
+          <w:szCs w:val="36"/>
+        </w:rPr>
+        <w:t xml:space="preserve">List of Tables</w:t>
+      </w:r>
+    </w:p>
+    <w:sdt>
+      <w:sdtPr>
+        <w:alias w:val="List of Tables"/>
+      </w:sdtPr>
+      <w:sdtContent>
+        <w:p>
+          <w:r>
+            <w:fldChar w:fldCharType="begin" w:dirty="true"/>
+            <w:instrText xml:space="preserve">TOC \c "Table" \h</w:instrText>
             <w:fldChar w:fldCharType="separate"/>
           </w:r>
         </w:p>
@@ -1104,6 +1174,7 @@
     </w:p>
     <w:p>
       <w:pPr>
+        <w:keepLines/>
         <w:spacing w:after="240" w:before="80"/>
         <w:jc w:val="center"/>
       </w:pPr>
@@ -1115,7 +1186,32 @@
           <w:sz w:val="22"/>
           <w:szCs w:val="22"/>
         </w:rPr>
-        <w:t xml:space="preserve">Figure 1: Project Timeline</w:t>
+        <w:t xml:space="preserve">Figure </w:t>
+      </w:r>
+      <w:r>
+        <w:fldChar w:fldCharType="begin" w:dirty="true"/>
+        <w:instrText xml:space="preserve">SEQ Figure</w:instrText>
+        <w:fldChar w:fldCharType="separate"/>
+      </w:r>
+      <w:r>
+        <w:rPr>
+          <w:b/>
+          <w:sz w:val="22"/>
+        </w:rPr>
+        <w:t>1</w:t>
+      </w:r>
+      <w:r>
+        <w:fldChar w:fldCharType="end"/>
+      </w:r>
+      <w:r>
+        <w:rPr>
+          <w:rFonts w:ascii="Times New Roman" w:cs="Times New Roman" w:eastAsia="Times New Roman" w:hAnsi="Times New Roman"/>
+          <w:b/>
+          <w:bCs/>
+          <w:sz w:val="22"/>
+          <w:szCs w:val="22"/>
+        </w:rPr>
+        <w:t xml:space="preserve">: Project Timeline</w:t>
       </w:r>
     </w:p>
     <w:p>
@@ -2034,6 +2130,7 @@
     </w:p>
     <w:p>
       <w:pPr>
+        <w:keepLines/>
         <w:spacing w:after="240" w:before="80"/>
         <w:jc w:val="center"/>
       </w:pPr>
@@ -2045,7 +2142,32 @@
           <w:sz w:val="22"/>
           <w:szCs w:val="22"/>
         </w:rPr>
-        <w:t xml:space="preserve">Figure 2: Use Case Diagram of CodeLens</w:t>
+        <w:t xml:space="preserve">Figure </w:t>
+      </w:r>
+      <w:r>
+        <w:fldChar w:fldCharType="begin" w:dirty="true"/>
+        <w:instrText xml:space="preserve">SEQ Figure</w:instrText>
+        <w:fldChar w:fldCharType="separate"/>
+      </w:r>
+      <w:r>
+        <w:rPr>
+          <w:b/>
+          <w:sz w:val="22"/>
+        </w:rPr>
+        <w:t>2</w:t>
+      </w:r>
+      <w:r>
+        <w:fldChar w:fldCharType="end"/>
+      </w:r>
+      <w:r>
+        <w:rPr>
+          <w:rFonts w:ascii="Times New Roman" w:cs="Times New Roman" w:eastAsia="Times New Roman" w:hAnsi="Times New Roman"/>
+          <w:b/>
+          <w:bCs/>
+          <w:sz w:val="22"/>
+          <w:szCs w:val="22"/>
+        </w:rPr>
+        <w:t xml:space="preserve">: Use Case Diagram of CodeLens</w:t>
       </w:r>
     </w:p>
     <w:p>
@@ -3949,6 +4071,7 @@
     </w:tbl>
     <w:p>
       <w:pPr>
+        <w:keepLines/>
         <w:spacing w:after="240" w:before="80"/>
         <w:jc w:val="center"/>
       </w:pPr>
@@ -3960,7 +4083,32 @@
           <w:sz w:val="22"/>
           <w:szCs w:val="22"/>
         </w:rPr>
-        <w:t xml:space="preserve">Table 1: Use Case Descriptions</w:t>
+        <w:t xml:space="preserve">Table </w:t>
+      </w:r>
+      <w:r>
+        <w:fldChar w:fldCharType="begin" w:dirty="true"/>
+        <w:instrText xml:space="preserve">SEQ Table</w:instrText>
+        <w:fldChar w:fldCharType="separate"/>
+      </w:r>
+      <w:r>
+        <w:rPr>
+          <w:b/>
+          <w:sz w:val="22"/>
+        </w:rPr>
+        <w:t>1</w:t>
+      </w:r>
+      <w:r>
+        <w:fldChar w:fldCharType="end"/>
+      </w:r>
+      <w:r>
+        <w:rPr>
+          <w:rFonts w:ascii="Times New Roman" w:cs="Times New Roman" w:eastAsia="Times New Roman" w:hAnsi="Times New Roman"/>
+          <w:b/>
+          <w:bCs/>
+          <w:sz w:val="22"/>
+          <w:szCs w:val="22"/>
+        </w:rPr>
+        <w:t xml:space="preserve">: Use Case Descriptions</w:t>
       </w:r>
     </w:p>
     <w:p>
@@ -4048,6 +4196,7 @@
     </w:p>
     <w:p>
       <w:pPr>
+        <w:keepLines/>
         <w:spacing w:after="240" w:before="80"/>
         <w:jc w:val="center"/>
       </w:pPr>
@@ -4059,7 +4208,32 @@
           <w:sz w:val="22"/>
           <w:szCs w:val="22"/>
         </w:rPr>
-        <w:t xml:space="preserve">Figure 3: Level-1 Activity Diagram</w:t>
+        <w:t xml:space="preserve">Figure </w:t>
+      </w:r>
+      <w:r>
+        <w:fldChar w:fldCharType="begin" w:dirty="true"/>
+        <w:instrText xml:space="preserve">SEQ Figure</w:instrText>
+        <w:fldChar w:fldCharType="separate"/>
+      </w:r>
+      <w:r>
+        <w:rPr>
+          <w:b/>
+          <w:sz w:val="22"/>
+        </w:rPr>
+        <w:t>3</w:t>
+      </w:r>
+      <w:r>
+        <w:fldChar w:fldCharType="end"/>
+      </w:r>
+      <w:r>
+        <w:rPr>
+          <w:rFonts w:ascii="Times New Roman" w:cs="Times New Roman" w:eastAsia="Times New Roman" w:hAnsi="Times New Roman"/>
+          <w:b/>
+          <w:bCs/>
+          <w:sz w:val="22"/>
+          <w:szCs w:val="22"/>
+        </w:rPr>
+        <w:t xml:space="preserve">: Level-1 Activity Diagram</w:t>
       </w:r>
     </w:p>
     <w:p>
@@ -4136,6 +4310,7 @@
     </w:p>
     <w:p>
       <w:pPr>
+        <w:keepLines/>
         <w:spacing w:after="240" w:before="80"/>
         <w:jc w:val="center"/>
       </w:pPr>
@@ -4147,7 +4322,32 @@
           <w:sz w:val="22"/>
           <w:szCs w:val="22"/>
         </w:rPr>
-        <w:t xml:space="preserve">Figure 4: Smell-Detection Activity Diagram</w:t>
+        <w:t xml:space="preserve">Figure </w:t>
+      </w:r>
+      <w:r>
+        <w:fldChar w:fldCharType="begin" w:dirty="true"/>
+        <w:instrText xml:space="preserve">SEQ Figure</w:instrText>
+        <w:fldChar w:fldCharType="separate"/>
+      </w:r>
+      <w:r>
+        <w:rPr>
+          <w:b/>
+          <w:sz w:val="22"/>
+        </w:rPr>
+        <w:t>4</w:t>
+      </w:r>
+      <w:r>
+        <w:fldChar w:fldCharType="end"/>
+      </w:r>
+      <w:r>
+        <w:rPr>
+          <w:rFonts w:ascii="Times New Roman" w:cs="Times New Roman" w:eastAsia="Times New Roman" w:hAnsi="Times New Roman"/>
+          <w:b/>
+          <w:bCs/>
+          <w:sz w:val="22"/>
+          <w:szCs w:val="22"/>
+        </w:rPr>
+        <w:t xml:space="preserve">: Smell-Detection Activity Diagram</w:t>
       </w:r>
     </w:p>
     <w:p>
@@ -4235,6 +4435,7 @@
     </w:p>
     <w:p>
       <w:pPr>
+        <w:keepLines/>
         <w:spacing w:after="240" w:before="80"/>
         <w:jc w:val="center"/>
       </w:pPr>
@@ -4246,7 +4447,32 @@
           <w:sz w:val="22"/>
           <w:szCs w:val="22"/>
         </w:rPr>
-        <w:t xml:space="preserve">Figure 5: Sequence Diagram – Upload &amp; Initial Analysis (UC1)</w:t>
+        <w:t xml:space="preserve">Figure </w:t>
+      </w:r>
+      <w:r>
+        <w:fldChar w:fldCharType="begin" w:dirty="true"/>
+        <w:instrText xml:space="preserve">SEQ Figure</w:instrText>
+        <w:fldChar w:fldCharType="separate"/>
+      </w:r>
+      <w:r>
+        <w:rPr>
+          <w:b/>
+          <w:sz w:val="22"/>
+        </w:rPr>
+        <w:t>5</w:t>
+      </w:r>
+      <w:r>
+        <w:fldChar w:fldCharType="end"/>
+      </w:r>
+      <w:r>
+        <w:rPr>
+          <w:rFonts w:ascii="Times New Roman" w:cs="Times New Roman" w:eastAsia="Times New Roman" w:hAnsi="Times New Roman"/>
+          <w:b/>
+          <w:bCs/>
+          <w:sz w:val="22"/>
+          <w:szCs w:val="22"/>
+        </w:rPr>
+        <w:t xml:space="preserve">: Sequence Diagram – Upload &amp; Initial Analysis (UC1)</w:t>
       </w:r>
     </w:p>
     <w:p>
@@ -4323,6 +4549,7 @@
     </w:p>
     <w:p>
       <w:pPr>
+        <w:keepLines/>
         <w:spacing w:after="240" w:before="80"/>
         <w:jc w:val="center"/>
       </w:pPr>
@@ -4334,7 +4561,32 @@
           <w:sz w:val="22"/>
           <w:szCs w:val="22"/>
         </w:rPr>
-        <w:t xml:space="preserve">Figure 6: Sequence Diagram – Drill-Down Navigation (UC2)</w:t>
+        <w:t xml:space="preserve">Figure </w:t>
+      </w:r>
+      <w:r>
+        <w:fldChar w:fldCharType="begin" w:dirty="true"/>
+        <w:instrText xml:space="preserve">SEQ Figure</w:instrText>
+        <w:fldChar w:fldCharType="separate"/>
+      </w:r>
+      <w:r>
+        <w:rPr>
+          <w:b/>
+          <w:sz w:val="22"/>
+        </w:rPr>
+        <w:t>6</w:t>
+      </w:r>
+      <w:r>
+        <w:fldChar w:fldCharType="end"/>
+      </w:r>
+      <w:r>
+        <w:rPr>
+          <w:rFonts w:ascii="Times New Roman" w:cs="Times New Roman" w:eastAsia="Times New Roman" w:hAnsi="Times New Roman"/>
+          <w:b/>
+          <w:bCs/>
+          <w:sz w:val="22"/>
+          <w:szCs w:val="22"/>
+        </w:rPr>
+        <w:t xml:space="preserve">: Sequence Diagram – Drill-Down Navigation (UC2)</w:t>
       </w:r>
     </w:p>
     <w:p>
@@ -4411,6 +4663,7 @@
     </w:p>
     <w:p>
       <w:pPr>
+        <w:keepLines/>
         <w:spacing w:after="240" w:before="80"/>
         <w:jc w:val="center"/>
       </w:pPr>
@@ -4422,7 +4675,32 @@
           <w:sz w:val="22"/>
           <w:szCs w:val="22"/>
         </w:rPr>
-        <w:t xml:space="preserve">Figure 7: Sequence Diagram – Change Impact Analysis (UC10)</w:t>
+        <w:t xml:space="preserve">Figure </w:t>
+      </w:r>
+      <w:r>
+        <w:fldChar w:fldCharType="begin" w:dirty="true"/>
+        <w:instrText xml:space="preserve">SEQ Figure</w:instrText>
+        <w:fldChar w:fldCharType="separate"/>
+      </w:r>
+      <w:r>
+        <w:rPr>
+          <w:b/>
+          <w:sz w:val="22"/>
+        </w:rPr>
+        <w:t>7</w:t>
+      </w:r>
+      <w:r>
+        <w:fldChar w:fldCharType="end"/>
+      </w:r>
+      <w:r>
+        <w:rPr>
+          <w:rFonts w:ascii="Times New Roman" w:cs="Times New Roman" w:eastAsia="Times New Roman" w:hAnsi="Times New Roman"/>
+          <w:b/>
+          <w:bCs/>
+          <w:sz w:val="22"/>
+          <w:szCs w:val="22"/>
+        </w:rPr>
+        <w:t xml:space="preserve">: Sequence Diagram – Change Impact Analysis (UC10)</w:t>
       </w:r>
     </w:p>
     <w:p>
@@ -4499,6 +4777,7 @@
     </w:p>
     <w:p>
       <w:pPr>
+        <w:keepLines/>
         <w:spacing w:after="240" w:before="80"/>
         <w:jc w:val="center"/>
       </w:pPr>
@@ -4510,7 +4789,32 @@
           <w:sz w:val="22"/>
           <w:szCs w:val="22"/>
         </w:rPr>
-        <w:t xml:space="preserve">Figure 8: Sequence Diagram – Smell Analysis + AI Refactor Plan (UC7, UC8)</w:t>
+        <w:t xml:space="preserve">Figure </w:t>
+      </w:r>
+      <w:r>
+        <w:fldChar w:fldCharType="begin" w:dirty="true"/>
+        <w:instrText xml:space="preserve">SEQ Figure</w:instrText>
+        <w:fldChar w:fldCharType="separate"/>
+      </w:r>
+      <w:r>
+        <w:rPr>
+          <w:b/>
+          <w:sz w:val="22"/>
+        </w:rPr>
+        <w:t>8</w:t>
+      </w:r>
+      <w:r>
+        <w:fldChar w:fldCharType="end"/>
+      </w:r>
+      <w:r>
+        <w:rPr>
+          <w:rFonts w:ascii="Times New Roman" w:cs="Times New Roman" w:eastAsia="Times New Roman" w:hAnsi="Times New Roman"/>
+          <w:b/>
+          <w:bCs/>
+          <w:sz w:val="22"/>
+          <w:szCs w:val="22"/>
+        </w:rPr>
+        <w:t xml:space="preserve">: Sequence Diagram – Smell Analysis + AI Refactor Plan (UC7, UC8)</w:t>
       </w:r>
     </w:p>
     <w:p>
@@ -4587,6 +4891,7 @@
     </w:p>
     <w:p>
       <w:pPr>
+        <w:keepLines/>
         <w:spacing w:after="240" w:before="80"/>
         <w:jc w:val="center"/>
       </w:pPr>
@@ -4598,7 +4903,32 @@
           <w:sz w:val="22"/>
           <w:szCs w:val="22"/>
         </w:rPr>
-        <w:t xml:space="preserve">Figure 9: Sequence Diagram – Session Lifecycle (UC13)</w:t>
+        <w:t xml:space="preserve">Figure </w:t>
+      </w:r>
+      <w:r>
+        <w:fldChar w:fldCharType="begin" w:dirty="true"/>
+        <w:instrText xml:space="preserve">SEQ Figure</w:instrText>
+        <w:fldChar w:fldCharType="separate"/>
+      </w:r>
+      <w:r>
+        <w:rPr>
+          <w:b/>
+          <w:sz w:val="22"/>
+        </w:rPr>
+        <w:t>9</w:t>
+      </w:r>
+      <w:r>
+        <w:fldChar w:fldCharType="end"/>
+      </w:r>
+      <w:r>
+        <w:rPr>
+          <w:rFonts w:ascii="Times New Roman" w:cs="Times New Roman" w:eastAsia="Times New Roman" w:hAnsi="Times New Roman"/>
+          <w:b/>
+          <w:bCs/>
+          <w:sz w:val="22"/>
+          <w:szCs w:val="22"/>
+        </w:rPr>
+        <w:t xml:space="preserve">: Sequence Diagram – Session Lifecycle (UC13)</w:t>
       </w:r>
     </w:p>
     <w:p>
@@ -4722,6 +5052,7 @@
     </w:p>
     <w:p>
       <w:pPr>
+        <w:keepLines/>
         <w:spacing w:after="240" w:before="80"/>
         <w:jc w:val="center"/>
       </w:pPr>
@@ -4733,7 +5064,32 @@
           <w:sz w:val="22"/>
           <w:szCs w:val="22"/>
         </w:rPr>
-        <w:t xml:space="preserve">Figure 10: Entity-Relationship Diagram of CodeLens</w:t>
+        <w:t xml:space="preserve">Figure </w:t>
+      </w:r>
+      <w:r>
+        <w:fldChar w:fldCharType="begin" w:dirty="true"/>
+        <w:instrText xml:space="preserve">SEQ Figure</w:instrText>
+        <w:fldChar w:fldCharType="separate"/>
+      </w:r>
+      <w:r>
+        <w:rPr>
+          <w:b/>
+          <w:sz w:val="22"/>
+        </w:rPr>
+        <w:t>10</w:t>
+      </w:r>
+      <w:r>
+        <w:fldChar w:fldCharType="end"/>
+      </w:r>
+      <w:r>
+        <w:rPr>
+          <w:rFonts w:ascii="Times New Roman" w:cs="Times New Roman" w:eastAsia="Times New Roman" w:hAnsi="Times New Roman"/>
+          <w:b/>
+          <w:bCs/>
+          <w:sz w:val="22"/>
+          <w:szCs w:val="22"/>
+        </w:rPr>
+        <w:t xml:space="preserve">: Entity-Relationship Diagram of CodeLens</w:t>
       </w:r>
     </w:p>
     <w:p>
@@ -5334,6 +5690,7 @@
     </w:tbl>
     <w:p>
       <w:pPr>
+        <w:keepLines/>
         <w:spacing w:after="240" w:before="80"/>
         <w:jc w:val="center"/>
       </w:pPr>
@@ -5345,7 +5702,32 @@
           <w:sz w:val="22"/>
           <w:szCs w:val="22"/>
         </w:rPr>
-        <w:t xml:space="preserve">Table 2: Node Labels</w:t>
+        <w:t xml:space="preserve">Table </w:t>
+      </w:r>
+      <w:r>
+        <w:fldChar w:fldCharType="begin" w:dirty="true"/>
+        <w:instrText xml:space="preserve">SEQ Table</w:instrText>
+        <w:fldChar w:fldCharType="separate"/>
+      </w:r>
+      <w:r>
+        <w:rPr>
+          <w:b/>
+          <w:sz w:val="22"/>
+        </w:rPr>
+        <w:t>2</w:t>
+      </w:r>
+      <w:r>
+        <w:fldChar w:fldCharType="end"/>
+      </w:r>
+      <w:r>
+        <w:rPr>
+          <w:rFonts w:ascii="Times New Roman" w:cs="Times New Roman" w:eastAsia="Times New Roman" w:hAnsi="Times New Roman"/>
+          <w:b/>
+          <w:bCs/>
+          <w:sz w:val="22"/>
+          <w:szCs w:val="22"/>
+        </w:rPr>
+        <w:t xml:space="preserve">: Node Labels</w:t>
       </w:r>
     </w:p>
     <w:tbl>
@@ -5921,6 +6303,7 @@
     </w:tbl>
     <w:p>
       <w:pPr>
+        <w:keepLines/>
         <w:spacing w:after="240" w:before="80"/>
         <w:jc w:val="center"/>
       </w:pPr>
@@ -5932,7 +6315,32 @@
           <w:sz w:val="22"/>
           <w:szCs w:val="22"/>
         </w:rPr>
-        <w:t xml:space="preserve">Table 3: Relationships</w:t>
+        <w:t xml:space="preserve">Table </w:t>
+      </w:r>
+      <w:r>
+        <w:fldChar w:fldCharType="begin" w:dirty="true"/>
+        <w:instrText xml:space="preserve">SEQ Table</w:instrText>
+        <w:fldChar w:fldCharType="separate"/>
+      </w:r>
+      <w:r>
+        <w:rPr>
+          <w:b/>
+          <w:sz w:val="22"/>
+        </w:rPr>
+        <w:t>3</w:t>
+      </w:r>
+      <w:r>
+        <w:fldChar w:fldCharType="end"/>
+      </w:r>
+      <w:r>
+        <w:rPr>
+          <w:rFonts w:ascii="Times New Roman" w:cs="Times New Roman" w:eastAsia="Times New Roman" w:hAnsi="Times New Roman"/>
+          <w:b/>
+          <w:bCs/>
+          <w:sz w:val="22"/>
+          <w:szCs w:val="22"/>
+        </w:rPr>
+        <w:t xml:space="preserve">: Relationships</w:t>
       </w:r>
     </w:p>
     <w:p>
@@ -11757,6 +12165,7 @@
     </w:tbl>
     <w:p>
       <w:pPr>
+        <w:keepLines/>
         <w:spacing w:after="240" w:before="80"/>
         <w:jc w:val="center"/>
       </w:pPr>
@@ -11768,7 +12177,32 @@
           <w:sz w:val="22"/>
           <w:szCs w:val="22"/>
         </w:rPr>
-        <w:t xml:space="preserve">Table 4: Top-Level Components</w:t>
+        <w:t xml:space="preserve">Table </w:t>
+      </w:r>
+      <w:r>
+        <w:fldChar w:fldCharType="begin" w:dirty="true"/>
+        <w:instrText xml:space="preserve">SEQ Table</w:instrText>
+        <w:fldChar w:fldCharType="separate"/>
+      </w:r>
+      <w:r>
+        <w:rPr>
+          <w:b/>
+          <w:sz w:val="22"/>
+        </w:rPr>
+        <w:t>4</w:t>
+      </w:r>
+      <w:r>
+        <w:fldChar w:fldCharType="end"/>
+      </w:r>
+      <w:r>
+        <w:rPr>
+          <w:rFonts w:ascii="Times New Roman" w:cs="Times New Roman" w:eastAsia="Times New Roman" w:hAnsi="Times New Roman"/>
+          <w:b/>
+          <w:bCs/>
+          <w:sz w:val="22"/>
+          <w:szCs w:val="22"/>
+        </w:rPr>
+        <w:t xml:space="preserve">: Top-Level Components</w:t>
       </w:r>
     </w:p>
     <w:p>
@@ -13191,6 +13625,7 @@
     </w:tbl>
     <w:p>
       <w:pPr>
+        <w:keepLines/>
         <w:spacing w:after="240" w:before="80"/>
         <w:jc w:val="center"/>
       </w:pPr>
@@ -13202,7 +13637,32 @@
           <w:sz w:val="22"/>
           <w:szCs w:val="22"/>
         </w:rPr>
-        <w:t xml:space="preserve">Table 5: REST API Endpoints</w:t>
+        <w:t xml:space="preserve">Table </w:t>
+      </w:r>
+      <w:r>
+        <w:fldChar w:fldCharType="begin" w:dirty="true"/>
+        <w:instrText xml:space="preserve">SEQ Table</w:instrText>
+        <w:fldChar w:fldCharType="separate"/>
+      </w:r>
+      <w:r>
+        <w:rPr>
+          <w:b/>
+          <w:sz w:val="22"/>
+        </w:rPr>
+        <w:t>5</w:t>
+      </w:r>
+      <w:r>
+        <w:fldChar w:fldCharType="end"/>
+      </w:r>
+      <w:r>
+        <w:rPr>
+          <w:rFonts w:ascii="Times New Roman" w:cs="Times New Roman" w:eastAsia="Times New Roman" w:hAnsi="Times New Roman"/>
+          <w:b/>
+          <w:bCs/>
+          <w:sz w:val="22"/>
+          <w:szCs w:val="22"/>
+        </w:rPr>
+        <w:t xml:space="preserve">: REST API Endpoints</w:t>
       </w:r>
     </w:p>
     <w:p>
@@ -13873,6 +14333,7 @@
     </w:tbl>
     <w:p>
       <w:pPr>
+        <w:keepLines/>
         <w:spacing w:after="240" w:before="80"/>
         <w:jc w:val="center"/>
       </w:pPr>
@@ -13884,7 +14345,32 @@
           <w:sz w:val="22"/>
           <w:szCs w:val="22"/>
         </w:rPr>
-        <w:t xml:space="preserve">Table 6: Smell Levels and Thresholds</w:t>
+        <w:t xml:space="preserve">Table </w:t>
+      </w:r>
+      <w:r>
+        <w:fldChar w:fldCharType="begin" w:dirty="true"/>
+        <w:instrText xml:space="preserve">SEQ Table</w:instrText>
+        <w:fldChar w:fldCharType="separate"/>
+      </w:r>
+      <w:r>
+        <w:rPr>
+          <w:b/>
+          <w:sz w:val="22"/>
+        </w:rPr>
+        <w:t>6</w:t>
+      </w:r>
+      <w:r>
+        <w:fldChar w:fldCharType="end"/>
+      </w:r>
+      <w:r>
+        <w:rPr>
+          <w:rFonts w:ascii="Times New Roman" w:cs="Times New Roman" w:eastAsia="Times New Roman" w:hAnsi="Times New Roman"/>
+          <w:b/>
+          <w:bCs/>
+          <w:sz w:val="22"/>
+          <w:szCs w:val="22"/>
+        </w:rPr>
+        <w:t xml:space="preserve">: Smell Levels and Thresholds</w:t>
       </w:r>
     </w:p>
     <w:p>
@@ -14614,6 +15100,7 @@
     </w:tbl>
     <w:p>
       <w:pPr>
+        <w:keepLines/>
         <w:spacing w:after="240" w:before="80"/>
         <w:jc w:val="center"/>
       </w:pPr>
@@ -14625,7 +15112,32 @@
           <w:sz w:val="22"/>
           <w:szCs w:val="22"/>
         </w:rPr>
-        <w:t xml:space="preserve">Table 7: Model and Configuration</w:t>
+        <w:t xml:space="preserve">Table </w:t>
+      </w:r>
+      <w:r>
+        <w:fldChar w:fldCharType="begin" w:dirty="true"/>
+        <w:instrText xml:space="preserve">SEQ Table</w:instrText>
+        <w:fldChar w:fldCharType="separate"/>
+      </w:r>
+      <w:r>
+        <w:rPr>
+          <w:b/>
+          <w:sz w:val="22"/>
+        </w:rPr>
+        <w:t>7</w:t>
+      </w:r>
+      <w:r>
+        <w:fldChar w:fldCharType="end"/>
+      </w:r>
+      <w:r>
+        <w:rPr>
+          <w:rFonts w:ascii="Times New Roman" w:cs="Times New Roman" w:eastAsia="Times New Roman" w:hAnsi="Times New Roman"/>
+          <w:b/>
+          <w:bCs/>
+          <w:sz w:val="22"/>
+          <w:szCs w:val="22"/>
+        </w:rPr>
+        <w:t xml:space="preserve">: Model and Configuration</w:t>
       </w:r>
     </w:p>
     <w:p>
@@ -14702,6 +15214,7 @@
     </w:p>
     <w:p>
       <w:pPr>
+        <w:keepLines/>
         <w:spacing w:after="240" w:before="80"/>
         <w:jc w:val="center"/>
       </w:pPr>
@@ -14713,7 +15226,32 @@
           <w:sz w:val="22"/>
           <w:szCs w:val="22"/>
         </w:rPr>
-        <w:t xml:space="preserve">Figure 11: AI Engineering Pipeline Design</w:t>
+        <w:t xml:space="preserve">Figure </w:t>
+      </w:r>
+      <w:r>
+        <w:fldChar w:fldCharType="begin" w:dirty="true"/>
+        <w:instrText xml:space="preserve">SEQ Figure</w:instrText>
+        <w:fldChar w:fldCharType="separate"/>
+      </w:r>
+      <w:r>
+        <w:rPr>
+          <w:b/>
+          <w:sz w:val="22"/>
+        </w:rPr>
+        <w:t>11</w:t>
+      </w:r>
+      <w:r>
+        <w:fldChar w:fldCharType="end"/>
+      </w:r>
+      <w:r>
+        <w:rPr>
+          <w:rFonts w:ascii="Times New Roman" w:cs="Times New Roman" w:eastAsia="Times New Roman" w:hAnsi="Times New Roman"/>
+          <w:b/>
+          <w:bCs/>
+          <w:sz w:val="22"/>
+          <w:szCs w:val="22"/>
+        </w:rPr>
+        <w:t xml:space="preserve">: AI Engineering Pipeline Design</w:t>
       </w:r>
     </w:p>
     <w:p>
@@ -15325,6 +15863,7 @@
     </w:tbl>
     <w:p>
       <w:pPr>
+        <w:keepLines/>
         <w:spacing w:after="240" w:before="80"/>
         <w:jc w:val="center"/>
       </w:pPr>
@@ -15336,7 +15875,32 @@
           <w:sz w:val="22"/>
           <w:szCs w:val="22"/>
         </w:rPr>
-        <w:t xml:space="preserve">Table 8: Technology Stack</w:t>
+        <w:t xml:space="preserve">Table </w:t>
+      </w:r>
+      <w:r>
+        <w:fldChar w:fldCharType="begin" w:dirty="true"/>
+        <w:instrText xml:space="preserve">SEQ Table</w:instrText>
+        <w:fldChar w:fldCharType="separate"/>
+      </w:r>
+      <w:r>
+        <w:rPr>
+          <w:b/>
+          <w:sz w:val="22"/>
+        </w:rPr>
+        <w:t>8</w:t>
+      </w:r>
+      <w:r>
+        <w:fldChar w:fldCharType="end"/>
+      </w:r>
+      <w:r>
+        <w:rPr>
+          <w:rFonts w:ascii="Times New Roman" w:cs="Times New Roman" w:eastAsia="Times New Roman" w:hAnsi="Times New Roman"/>
+          <w:b/>
+          <w:bCs/>
+          <w:sz w:val="22"/>
+          <w:szCs w:val="22"/>
+        </w:rPr>
+        <w:t xml:space="preserve">: Technology Stack</w:t>
       </w:r>
     </w:p>
     <w:p>
@@ -15439,6 +16003,7 @@
     </w:p>
     <w:p>
       <w:pPr>
+        <w:keepLines/>
         <w:spacing w:after="240" w:before="80"/>
         <w:jc w:val="center"/>
       </w:pPr>
@@ -15450,7 +16015,32 @@
           <w:sz w:val="22"/>
           <w:szCs w:val="22"/>
         </w:rPr>
-        <w:t xml:space="preserve">Figure 12: CodeLens Main Interface (Upload Panel and Legend)</w:t>
+        <w:t xml:space="preserve">Figure </w:t>
+      </w:r>
+      <w:r>
+        <w:fldChar w:fldCharType="begin" w:dirty="true"/>
+        <w:instrText xml:space="preserve">SEQ Figure</w:instrText>
+        <w:fldChar w:fldCharType="separate"/>
+      </w:r>
+      <w:r>
+        <w:rPr>
+          <w:b/>
+          <w:sz w:val="22"/>
+        </w:rPr>
+        <w:t>12</w:t>
+      </w:r>
+      <w:r>
+        <w:fldChar w:fldCharType="end"/>
+      </w:r>
+      <w:r>
+        <w:rPr>
+          <w:rFonts w:ascii="Times New Roman" w:cs="Times New Roman" w:eastAsia="Times New Roman" w:hAnsi="Times New Roman"/>
+          <w:b/>
+          <w:bCs/>
+          <w:sz w:val="22"/>
+          <w:szCs w:val="22"/>
+        </w:rPr>
+        <w:t xml:space="preserve">: CodeLens Main Interface (Upload Panel and Legend)</w:t>
       </w:r>
     </w:p>
     <w:p>
@@ -15541,6 +16131,7 @@
     </w:p>
     <w:p>
       <w:pPr>
+        <w:keepLines/>
         <w:spacing w:after="240" w:before="80"/>
         <w:jc w:val="center"/>
       </w:pPr>
@@ -15552,7 +16143,32 @@
           <w:sz w:val="22"/>
           <w:szCs w:val="22"/>
         </w:rPr>
-        <w:t xml:space="preserve">Figure 13: Tier-1 Module Graph</w:t>
+        <w:t xml:space="preserve">Figure </w:t>
+      </w:r>
+      <w:r>
+        <w:fldChar w:fldCharType="begin" w:dirty="true"/>
+        <w:instrText xml:space="preserve">SEQ Figure</w:instrText>
+        <w:fldChar w:fldCharType="separate"/>
+      </w:r>
+      <w:r>
+        <w:rPr>
+          <w:b/>
+          <w:sz w:val="22"/>
+        </w:rPr>
+        <w:t>13</w:t>
+      </w:r>
+      <w:r>
+        <w:fldChar w:fldCharType="end"/>
+      </w:r>
+      <w:r>
+        <w:rPr>
+          <w:rFonts w:ascii="Times New Roman" w:cs="Times New Roman" w:eastAsia="Times New Roman" w:hAnsi="Times New Roman"/>
+          <w:b/>
+          <w:bCs/>
+          <w:sz w:val="22"/>
+          <w:szCs w:val="22"/>
+        </w:rPr>
+        <w:t xml:space="preserve">: Tier-1 Module Graph</w:t>
       </w:r>
     </w:p>
     <w:p>
@@ -15618,6 +16234,7 @@
     </w:p>
     <w:p>
       <w:pPr>
+        <w:keepLines/>
         <w:spacing w:after="240" w:before="80"/>
         <w:jc w:val="center"/>
       </w:pPr>
@@ -15629,7 +16246,32 @@
           <w:sz w:val="22"/>
           <w:szCs w:val="22"/>
         </w:rPr>
-        <w:t xml:space="preserve">Figure 14: Tier-2 File Graph</w:t>
+        <w:t xml:space="preserve">Figure </w:t>
+      </w:r>
+      <w:r>
+        <w:fldChar w:fldCharType="begin" w:dirty="true"/>
+        <w:instrText xml:space="preserve">SEQ Figure</w:instrText>
+        <w:fldChar w:fldCharType="separate"/>
+      </w:r>
+      <w:r>
+        <w:rPr>
+          <w:b/>
+          <w:sz w:val="22"/>
+        </w:rPr>
+        <w:t>14</w:t>
+      </w:r>
+      <w:r>
+        <w:fldChar w:fldCharType="end"/>
+      </w:r>
+      <w:r>
+        <w:rPr>
+          <w:rFonts w:ascii="Times New Roman" w:cs="Times New Roman" w:eastAsia="Times New Roman" w:hAnsi="Times New Roman"/>
+          <w:b/>
+          <w:bCs/>
+          <w:sz w:val="22"/>
+          <w:szCs w:val="22"/>
+        </w:rPr>
+        <w:t xml:space="preserve">: Tier-2 File Graph</w:t>
       </w:r>
     </w:p>
     <w:p>
@@ -15695,6 +16337,7 @@
     </w:p>
     <w:p>
       <w:pPr>
+        <w:keepLines/>
         <w:spacing w:after="240" w:before="80"/>
         <w:jc w:val="center"/>
       </w:pPr>
@@ -15706,7 +16349,32 @@
           <w:sz w:val="22"/>
           <w:szCs w:val="22"/>
         </w:rPr>
-        <w:t xml:space="preserve">Figure 15: Tier-3 Function Graph</w:t>
+        <w:t xml:space="preserve">Figure </w:t>
+      </w:r>
+      <w:r>
+        <w:fldChar w:fldCharType="begin" w:dirty="true"/>
+        <w:instrText xml:space="preserve">SEQ Figure</w:instrText>
+        <w:fldChar w:fldCharType="separate"/>
+      </w:r>
+      <w:r>
+        <w:rPr>
+          <w:b/>
+          <w:sz w:val="22"/>
+        </w:rPr>
+        <w:t>15</w:t>
+      </w:r>
+      <w:r>
+        <w:fldChar w:fldCharType="end"/>
+      </w:r>
+      <w:r>
+        <w:rPr>
+          <w:rFonts w:ascii="Times New Roman" w:cs="Times New Roman" w:eastAsia="Times New Roman" w:hAnsi="Times New Roman"/>
+          <w:b/>
+          <w:bCs/>
+          <w:sz w:val="22"/>
+          <w:szCs w:val="22"/>
+        </w:rPr>
+        <w:t xml:space="preserve">: Tier-3 Function Graph</w:t>
       </w:r>
     </w:p>
     <w:p>
@@ -15772,6 +16440,7 @@
     </w:p>
     <w:p>
       <w:pPr>
+        <w:keepLines/>
         <w:spacing w:after="240" w:before="80"/>
         <w:jc w:val="center"/>
       </w:pPr>
@@ -15783,7 +16452,32 @@
           <w:sz w:val="22"/>
           <w:szCs w:val="22"/>
         </w:rPr>
-        <w:t xml:space="preserve">Figure 16: Change Impact Overlay</w:t>
+        <w:t xml:space="preserve">Figure </w:t>
+      </w:r>
+      <w:r>
+        <w:fldChar w:fldCharType="begin" w:dirty="true"/>
+        <w:instrText xml:space="preserve">SEQ Figure</w:instrText>
+        <w:fldChar w:fldCharType="separate"/>
+      </w:r>
+      <w:r>
+        <w:rPr>
+          <w:b/>
+          <w:sz w:val="22"/>
+        </w:rPr>
+        <w:t>16</w:t>
+      </w:r>
+      <w:r>
+        <w:fldChar w:fldCharType="end"/>
+      </w:r>
+      <w:r>
+        <w:rPr>
+          <w:rFonts w:ascii="Times New Roman" w:cs="Times New Roman" w:eastAsia="Times New Roman" w:hAnsi="Times New Roman"/>
+          <w:b/>
+          <w:bCs/>
+          <w:sz w:val="22"/>
+          <w:szCs w:val="22"/>
+        </w:rPr>
+        <w:t xml:space="preserve">: Change Impact Overlay</w:t>
       </w:r>
     </w:p>
     <w:p>
@@ -15860,6 +16554,7 @@
     </w:p>
     <w:p>
       <w:pPr>
+        <w:keepLines/>
         <w:spacing w:after="240" w:before="80"/>
         <w:jc w:val="center"/>
       </w:pPr>
@@ -15871,7 +16566,32 @@
           <w:sz w:val="22"/>
           <w:szCs w:val="22"/>
         </w:rPr>
-        <w:t xml:space="preserve">Figure 17: Search Suggestions</w:t>
+        <w:t xml:space="preserve">Figure </w:t>
+      </w:r>
+      <w:r>
+        <w:fldChar w:fldCharType="begin" w:dirty="true"/>
+        <w:instrText xml:space="preserve">SEQ Figure</w:instrText>
+        <w:fldChar w:fldCharType="separate"/>
+      </w:r>
+      <w:r>
+        <w:rPr>
+          <w:b/>
+          <w:sz w:val="22"/>
+        </w:rPr>
+        <w:t>17</w:t>
+      </w:r>
+      <w:r>
+        <w:fldChar w:fldCharType="end"/>
+      </w:r>
+      <w:r>
+        <w:rPr>
+          <w:rFonts w:ascii="Times New Roman" w:cs="Times New Roman" w:eastAsia="Times New Roman" w:hAnsi="Times New Roman"/>
+          <w:b/>
+          <w:bCs/>
+          <w:sz w:val="22"/>
+          <w:szCs w:val="22"/>
+        </w:rPr>
+        <w:t xml:space="preserve">: Search Suggestions</w:t>
       </w:r>
     </w:p>
     <w:p>
@@ -16027,6 +16747,7 @@
     </w:p>
     <w:p>
       <w:pPr>
+        <w:keepLines/>
         <w:spacing w:after="240" w:before="80"/>
         <w:jc w:val="center"/>
       </w:pPr>
@@ -16038,7 +16759,32 @@
           <w:sz w:val="22"/>
           <w:szCs w:val="22"/>
         </w:rPr>
-        <w:t xml:space="preserve">Figure 18: Code Metrics Panel</w:t>
+        <w:t xml:space="preserve">Figure </w:t>
+      </w:r>
+      <w:r>
+        <w:fldChar w:fldCharType="begin" w:dirty="true"/>
+        <w:instrText xml:space="preserve">SEQ Figure</w:instrText>
+        <w:fldChar w:fldCharType="separate"/>
+      </w:r>
+      <w:r>
+        <w:rPr>
+          <w:b/>
+          <w:sz w:val="22"/>
+        </w:rPr>
+        <w:t>18</w:t>
+      </w:r>
+      <w:r>
+        <w:fldChar w:fldCharType="end"/>
+      </w:r>
+      <w:r>
+        <w:rPr>
+          <w:rFonts w:ascii="Times New Roman" w:cs="Times New Roman" w:eastAsia="Times New Roman" w:hAnsi="Times New Roman"/>
+          <w:b/>
+          <w:bCs/>
+          <w:sz w:val="22"/>
+          <w:szCs w:val="22"/>
+        </w:rPr>
+        <w:t xml:space="preserve">: Code Metrics Panel</w:t>
       </w:r>
     </w:p>
     <w:p>
@@ -16187,6 +16933,7 @@
     </w:p>
     <w:p>
       <w:pPr>
+        <w:keepLines/>
         <w:spacing w:after="240" w:before="80"/>
         <w:jc w:val="center"/>
       </w:pPr>
@@ -16198,7 +16945,32 @@
           <w:sz w:val="22"/>
           <w:szCs w:val="22"/>
         </w:rPr>
-        <w:t xml:space="preserve">Figure 19: Code Smell Analysis Panel</w:t>
+        <w:t xml:space="preserve">Figure </w:t>
+      </w:r>
+      <w:r>
+        <w:fldChar w:fldCharType="begin" w:dirty="true"/>
+        <w:instrText xml:space="preserve">SEQ Figure</w:instrText>
+        <w:fldChar w:fldCharType="separate"/>
+      </w:r>
+      <w:r>
+        <w:rPr>
+          <w:b/>
+          <w:sz w:val="22"/>
+        </w:rPr>
+        <w:t>19</w:t>
+      </w:r>
+      <w:r>
+        <w:fldChar w:fldCharType="end"/>
+      </w:r>
+      <w:r>
+        <w:rPr>
+          <w:rFonts w:ascii="Times New Roman" w:cs="Times New Roman" w:eastAsia="Times New Roman" w:hAnsi="Times New Roman"/>
+          <w:b/>
+          <w:bCs/>
+          <w:sz w:val="22"/>
+          <w:szCs w:val="22"/>
+        </w:rPr>
+        <w:t xml:space="preserve">: Code Smell Analysis Panel</w:t>
       </w:r>
     </w:p>
     <w:p>
@@ -16275,6 +17047,7 @@
     </w:p>
     <w:p>
       <w:pPr>
+        <w:keepLines/>
         <w:spacing w:after="240" w:before="80"/>
         <w:jc w:val="center"/>
       </w:pPr>
@@ -16286,7 +17059,32 @@
           <w:sz w:val="22"/>
           <w:szCs w:val="22"/>
         </w:rPr>
-        <w:t xml:space="preserve">Figure 20: Dependency Risk Panel</w:t>
+        <w:t xml:space="preserve">Figure </w:t>
+      </w:r>
+      <w:r>
+        <w:fldChar w:fldCharType="begin" w:dirty="true"/>
+        <w:instrText xml:space="preserve">SEQ Figure</w:instrText>
+        <w:fldChar w:fldCharType="separate"/>
+      </w:r>
+      <w:r>
+        <w:rPr>
+          <w:b/>
+          <w:sz w:val="22"/>
+        </w:rPr>
+        <w:t>20</w:t>
+      </w:r>
+      <w:r>
+        <w:fldChar w:fldCharType="end"/>
+      </w:r>
+      <w:r>
+        <w:rPr>
+          <w:rFonts w:ascii="Times New Roman" w:cs="Times New Roman" w:eastAsia="Times New Roman" w:hAnsi="Times New Roman"/>
+          <w:b/>
+          <w:bCs/>
+          <w:sz w:val="22"/>
+          <w:szCs w:val="22"/>
+        </w:rPr>
+        <w:t xml:space="preserve">: Dependency Risk Panel</w:t>
       </w:r>
     </w:p>
     <w:p>
@@ -16363,6 +17161,7 @@
     </w:p>
     <w:p>
       <w:pPr>
+        <w:keepLines/>
         <w:spacing w:after="240" w:before="80"/>
         <w:jc w:val="center"/>
       </w:pPr>
@@ -16374,7 +17173,32 @@
           <w:sz w:val="22"/>
           <w:szCs w:val="22"/>
         </w:rPr>
-        <w:t xml:space="preserve">Figure 21: Dead Code Panel</w:t>
+        <w:t xml:space="preserve">Figure </w:t>
+      </w:r>
+      <w:r>
+        <w:fldChar w:fldCharType="begin" w:dirty="true"/>
+        <w:instrText xml:space="preserve">SEQ Figure</w:instrText>
+        <w:fldChar w:fldCharType="separate"/>
+      </w:r>
+      <w:r>
+        <w:rPr>
+          <w:b/>
+          <w:sz w:val="22"/>
+        </w:rPr>
+        <w:t>21</w:t>
+      </w:r>
+      <w:r>
+        <w:fldChar w:fldCharType="end"/>
+      </w:r>
+      <w:r>
+        <w:rPr>
+          <w:rFonts w:ascii="Times New Roman" w:cs="Times New Roman" w:eastAsia="Times New Roman" w:hAnsi="Times New Roman"/>
+          <w:b/>
+          <w:bCs/>
+          <w:sz w:val="22"/>
+          <w:szCs w:val="22"/>
+        </w:rPr>
+        <w:t xml:space="preserve">: Dead Code Panel</w:t>
       </w:r>
     </w:p>
     <w:p>
@@ -16451,6 +17275,7 @@
     </w:p>
     <w:p>
       <w:pPr>
+        <w:keepLines/>
         <w:spacing w:after="240" w:before="80"/>
         <w:jc w:val="center"/>
       </w:pPr>
@@ -16462,7 +17287,32 @@
           <w:sz w:val="22"/>
           <w:szCs w:val="22"/>
         </w:rPr>
-        <w:t xml:space="preserve">Figure 22: Architecture Pattern Detection</w:t>
+        <w:t xml:space="preserve">Figure </w:t>
+      </w:r>
+      <w:r>
+        <w:fldChar w:fldCharType="begin" w:dirty="true"/>
+        <w:instrText xml:space="preserve">SEQ Figure</w:instrText>
+        <w:fldChar w:fldCharType="separate"/>
+      </w:r>
+      <w:r>
+        <w:rPr>
+          <w:b/>
+          <w:sz w:val="22"/>
+        </w:rPr>
+        <w:t>22</w:t>
+      </w:r>
+      <w:r>
+        <w:fldChar w:fldCharType="end"/>
+      </w:r>
+      <w:r>
+        <w:rPr>
+          <w:rFonts w:ascii="Times New Roman" w:cs="Times New Roman" w:eastAsia="Times New Roman" w:hAnsi="Times New Roman"/>
+          <w:b/>
+          <w:bCs/>
+          <w:sz w:val="22"/>
+          <w:szCs w:val="22"/>
+        </w:rPr>
+        <w:t xml:space="preserve">: Architecture Pattern Detection</w:t>
       </w:r>
     </w:p>
     <w:p>
@@ -16539,6 +17389,7 @@
     </w:p>
     <w:p>
       <w:pPr>
+        <w:keepLines/>
         <w:spacing w:after="240" w:before="80"/>
         <w:jc w:val="center"/>
       </w:pPr>
@@ -16550,7 +17401,32 @@
           <w:sz w:val="22"/>
           <w:szCs w:val="22"/>
         </w:rPr>
-        <w:t xml:space="preserve">Figure 23: GoF Design Pattern Detection</w:t>
+        <w:t xml:space="preserve">Figure </w:t>
+      </w:r>
+      <w:r>
+        <w:fldChar w:fldCharType="begin" w:dirty="true"/>
+        <w:instrText xml:space="preserve">SEQ Figure</w:instrText>
+        <w:fldChar w:fldCharType="separate"/>
+      </w:r>
+      <w:r>
+        <w:rPr>
+          <w:b/>
+          <w:sz w:val="22"/>
+        </w:rPr>
+        <w:t>23</w:t>
+      </w:r>
+      <w:r>
+        <w:fldChar w:fldCharType="end"/>
+      </w:r>
+      <w:r>
+        <w:rPr>
+          <w:rFonts w:ascii="Times New Roman" w:cs="Times New Roman" w:eastAsia="Times New Roman" w:hAnsi="Times New Roman"/>
+          <w:b/>
+          <w:bCs/>
+          <w:sz w:val="22"/>
+          <w:szCs w:val="22"/>
+        </w:rPr>
+        <w:t xml:space="preserve">: GoF Design Pattern Detection</w:t>
       </w:r>
     </w:p>
     <w:p>
@@ -16616,6 +17492,7 @@
     </w:p>
     <w:p>
       <w:pPr>
+        <w:keepLines/>
         <w:spacing w:after="240" w:before="80"/>
         <w:jc w:val="center"/>
       </w:pPr>
@@ -16627,7 +17504,32 @@
           <w:sz w:val="22"/>
           <w:szCs w:val="22"/>
         </w:rPr>
-        <w:t xml:space="preserve">Figure 24: GoF Pattern Evidence and Roles</w:t>
+        <w:t xml:space="preserve">Figure </w:t>
+      </w:r>
+      <w:r>
+        <w:fldChar w:fldCharType="begin" w:dirty="true"/>
+        <w:instrText xml:space="preserve">SEQ Figure</w:instrText>
+        <w:fldChar w:fldCharType="separate"/>
+      </w:r>
+      <w:r>
+        <w:rPr>
+          <w:b/>
+          <w:sz w:val="22"/>
+        </w:rPr>
+        <w:t>24</w:t>
+      </w:r>
+      <w:r>
+        <w:fldChar w:fldCharType="end"/>
+      </w:r>
+      <w:r>
+        <w:rPr>
+          <w:rFonts w:ascii="Times New Roman" w:cs="Times New Roman" w:eastAsia="Times New Roman" w:hAnsi="Times New Roman"/>
+          <w:b/>
+          <w:bCs/>
+          <w:sz w:val="22"/>
+          <w:szCs w:val="22"/>
+        </w:rPr>
+        <w:t xml:space="preserve">: GoF Pattern Evidence and Roles</w:t>
       </w:r>
     </w:p>
     <w:p>
@@ -16704,6 +17606,7 @@
     </w:p>
     <w:p>
       <w:pPr>
+        <w:keepLines/>
         <w:spacing w:after="240" w:before="80"/>
         <w:jc w:val="center"/>
       </w:pPr>
@@ -16715,7 +17618,32 @@
           <w:sz w:val="22"/>
           <w:szCs w:val="22"/>
         </w:rPr>
-        <w:t xml:space="preserve">Figure 25: Layer Analysis Panel</w:t>
+        <w:t xml:space="preserve">Figure </w:t>
+      </w:r>
+      <w:r>
+        <w:fldChar w:fldCharType="begin" w:dirty="true"/>
+        <w:instrText xml:space="preserve">SEQ Figure</w:instrText>
+        <w:fldChar w:fldCharType="separate"/>
+      </w:r>
+      <w:r>
+        <w:rPr>
+          <w:b/>
+          <w:sz w:val="22"/>
+        </w:rPr>
+        <w:t>25</w:t>
+      </w:r>
+      <w:r>
+        <w:fldChar w:fldCharType="end"/>
+      </w:r>
+      <w:r>
+        <w:rPr>
+          <w:rFonts w:ascii="Times New Roman" w:cs="Times New Roman" w:eastAsia="Times New Roman" w:hAnsi="Times New Roman"/>
+          <w:b/>
+          <w:bCs/>
+          <w:sz w:val="22"/>
+          <w:szCs w:val="22"/>
+        </w:rPr>
+        <w:t xml:space="preserve">: Layer Analysis Panel</w:t>
       </w:r>
     </w:p>
     <w:p>
@@ -16792,6 +17720,7 @@
     </w:p>
     <w:p>
       <w:pPr>
+        <w:keepLines/>
         <w:spacing w:after="240" w:before="80"/>
         <w:jc w:val="center"/>
       </w:pPr>
@@ -16803,7 +17732,32 @@
           <w:sz w:val="22"/>
           <w:szCs w:val="22"/>
         </w:rPr>
-        <w:t xml:space="preserve">Figure 26: Git History and Metrics Trend</w:t>
+        <w:t xml:space="preserve">Figure </w:t>
+      </w:r>
+      <w:r>
+        <w:fldChar w:fldCharType="begin" w:dirty="true"/>
+        <w:instrText xml:space="preserve">SEQ Figure</w:instrText>
+        <w:fldChar w:fldCharType="separate"/>
+      </w:r>
+      <w:r>
+        <w:rPr>
+          <w:b/>
+          <w:sz w:val="22"/>
+        </w:rPr>
+        <w:t>26</w:t>
+      </w:r>
+      <w:r>
+        <w:fldChar w:fldCharType="end"/>
+      </w:r>
+      <w:r>
+        <w:rPr>
+          <w:rFonts w:ascii="Times New Roman" w:cs="Times New Roman" w:eastAsia="Times New Roman" w:hAnsi="Times New Roman"/>
+          <w:b/>
+          <w:bCs/>
+          <w:sz w:val="22"/>
+          <w:szCs w:val="22"/>
+        </w:rPr>
+        <w:t xml:space="preserve">: Git History and Metrics Trend</w:t>
       </w:r>
     </w:p>
     <w:p>
@@ -16898,6 +17852,7 @@
     </w:p>
     <w:p>
       <w:pPr>
+        <w:keepLines/>
         <w:spacing w:after="240" w:before="80"/>
         <w:jc w:val="center"/>
       </w:pPr>
@@ -16909,7 +17864,32 @@
           <w:sz w:val="22"/>
           <w:szCs w:val="22"/>
         </w:rPr>
-        <w:t xml:space="preserve">Figure 27: Run Dynamic Slice Dialog</w:t>
+        <w:t xml:space="preserve">Figure </w:t>
+      </w:r>
+      <w:r>
+        <w:fldChar w:fldCharType="begin" w:dirty="true"/>
+        <w:instrText xml:space="preserve">SEQ Figure</w:instrText>
+        <w:fldChar w:fldCharType="separate"/>
+      </w:r>
+      <w:r>
+        <w:rPr>
+          <w:b/>
+          <w:sz w:val="22"/>
+        </w:rPr>
+        <w:t>27</w:t>
+      </w:r>
+      <w:r>
+        <w:fldChar w:fldCharType="end"/>
+      </w:r>
+      <w:r>
+        <w:rPr>
+          <w:rFonts w:ascii="Times New Roman" w:cs="Times New Roman" w:eastAsia="Times New Roman" w:hAnsi="Times New Roman"/>
+          <w:b/>
+          <w:bCs/>
+          <w:sz w:val="22"/>
+          <w:szCs w:val="22"/>
+        </w:rPr>
+        <w:t xml:space="preserve">: Run Dynamic Slice Dialog</w:t>
       </w:r>
     </w:p>
     <w:p>
@@ -17703,6 +18683,7 @@
     </w:tbl>
     <w:p>
       <w:pPr>
+        <w:keepLines/>
         <w:spacing w:after="240" w:before="80"/>
         <w:jc w:val="center"/>
       </w:pPr>
@@ -17714,7 +18695,32 @@
           <w:sz w:val="22"/>
           <w:szCs w:val="22"/>
         </w:rPr>
-        <w:t xml:space="preserve">Table 9: Installation Prerequisites</w:t>
+        <w:t xml:space="preserve">Table </w:t>
+      </w:r>
+      <w:r>
+        <w:fldChar w:fldCharType="begin" w:dirty="true"/>
+        <w:instrText xml:space="preserve">SEQ Table</w:instrText>
+        <w:fldChar w:fldCharType="separate"/>
+      </w:r>
+      <w:r>
+        <w:rPr>
+          <w:b/>
+          <w:sz w:val="22"/>
+        </w:rPr>
+        <w:t>9</w:t>
+      </w:r>
+      <w:r>
+        <w:fldChar w:fldCharType="end"/>
+      </w:r>
+      <w:r>
+        <w:rPr>
+          <w:rFonts w:ascii="Times New Roman" w:cs="Times New Roman" w:eastAsia="Times New Roman" w:hAnsi="Times New Roman"/>
+          <w:b/>
+          <w:bCs/>
+          <w:sz w:val="22"/>
+          <w:szCs w:val="22"/>
+        </w:rPr>
+        <w:t xml:space="preserve">: Installation Prerequisites</w:t>
       </w:r>
     </w:p>
     <w:p>
@@ -18539,6 +19545,7 @@
     </w:tbl>
     <w:p>
       <w:pPr>
+        <w:keepLines/>
         <w:spacing w:after="240" w:before="80"/>
         <w:jc w:val="center"/>
       </w:pPr>
@@ -18550,7 +19557,32 @@
           <w:sz w:val="22"/>
           <w:szCs w:val="22"/>
         </w:rPr>
-        <w:t xml:space="preserve">Table 10: Backend Environment Variables</w:t>
+        <w:t xml:space="preserve">Table </w:t>
+      </w:r>
+      <w:r>
+        <w:fldChar w:fldCharType="begin" w:dirty="true"/>
+        <w:instrText xml:space="preserve">SEQ Table</w:instrText>
+        <w:fldChar w:fldCharType="separate"/>
+      </w:r>
+      <w:r>
+        <w:rPr>
+          <w:b/>
+          <w:sz w:val="22"/>
+        </w:rPr>
+        <w:t>10</w:t>
+      </w:r>
+      <w:r>
+        <w:fldChar w:fldCharType="end"/>
+      </w:r>
+      <w:r>
+        <w:rPr>
+          <w:rFonts w:ascii="Times New Roman" w:cs="Times New Roman" w:eastAsia="Times New Roman" w:hAnsi="Times New Roman"/>
+          <w:b/>
+          <w:bCs/>
+          <w:sz w:val="22"/>
+          <w:szCs w:val="22"/>
+        </w:rPr>
+        <w:t xml:space="preserve">: Backend Environment Variables</w:t>
       </w:r>
     </w:p>
     <w:p>
@@ -19212,6 +20244,7 @@
     </w:tbl>
     <w:p>
       <w:pPr>
+        <w:keepLines/>
         <w:spacing w:after="240" w:before="80"/>
         <w:jc w:val="center"/>
       </w:pPr>
@@ -19223,7 +20256,32 @@
           <w:sz w:val="22"/>
           <w:szCs w:val="22"/>
         </w:rPr>
-        <w:t xml:space="preserve">Table 11: Common Installation Problems</w:t>
+        <w:t xml:space="preserve">Table </w:t>
+      </w:r>
+      <w:r>
+        <w:fldChar w:fldCharType="begin" w:dirty="true"/>
+        <w:instrText xml:space="preserve">SEQ Table</w:instrText>
+        <w:fldChar w:fldCharType="separate"/>
+      </w:r>
+      <w:r>
+        <w:rPr>
+          <w:b/>
+          <w:sz w:val="22"/>
+        </w:rPr>
+        <w:t>11</w:t>
+      </w:r>
+      <w:r>
+        <w:fldChar w:fldCharType="end"/>
+      </w:r>
+      <w:r>
+        <w:rPr>
+          <w:rFonts w:ascii="Times New Roman" w:cs="Times New Roman" w:eastAsia="Times New Roman" w:hAnsi="Times New Roman"/>
+          <w:b/>
+          <w:bCs/>
+          <w:sz w:val="22"/>
+          <w:szCs w:val="22"/>
+        </w:rPr>
+        <w:t xml:space="preserve">: Common Installation Problems</w:t>
       </w:r>
     </w:p>
     <w:p>
@@ -20080,6 +21138,7 @@
     </w:tbl>
     <w:p>
       <w:pPr>
+        <w:keepLines/>
         <w:spacing w:after="240" w:before="80"/>
         <w:jc w:val="center"/>
       </w:pPr>
@@ -20091,7 +21150,32 @@
           <w:sz w:val="22"/>
           <w:szCs w:val="22"/>
         </w:rPr>
-        <w:t xml:space="preserve">Table 12: Test Levels and Types</w:t>
+        <w:t xml:space="preserve">Table </w:t>
+      </w:r>
+      <w:r>
+        <w:fldChar w:fldCharType="begin" w:dirty="true"/>
+        <w:instrText xml:space="preserve">SEQ Table</w:instrText>
+        <w:fldChar w:fldCharType="separate"/>
+      </w:r>
+      <w:r>
+        <w:rPr>
+          <w:b/>
+          <w:sz w:val="22"/>
+        </w:rPr>
+        <w:t>12</w:t>
+      </w:r>
+      <w:r>
+        <w:fldChar w:fldCharType="end"/>
+      </w:r>
+      <w:r>
+        <w:rPr>
+          <w:rFonts w:ascii="Times New Roman" w:cs="Times New Roman" w:eastAsia="Times New Roman" w:hAnsi="Times New Roman"/>
+          <w:b/>
+          <w:bCs/>
+          <w:sz w:val="22"/>
+          <w:szCs w:val="22"/>
+        </w:rPr>
+        <w:t xml:space="preserve">: Test Levels and Types</w:t>
       </w:r>
     </w:p>
     <w:p>
@@ -31335,6 +32419,7 @@
     </w:tbl>
     <w:p>
       <w:pPr>
+        <w:keepLines/>
         <w:spacing w:after="240" w:before="80"/>
         <w:jc w:val="center"/>
       </w:pPr>
@@ -31346,7 +32431,32 @@
           <w:sz w:val="22"/>
           <w:szCs w:val="22"/>
         </w:rPr>
-        <w:t xml:space="preserve">Table 13: Endpoint Test Cases and Observed Results</w:t>
+        <w:t xml:space="preserve">Table </w:t>
+      </w:r>
+      <w:r>
+        <w:fldChar w:fldCharType="begin" w:dirty="true"/>
+        <w:instrText xml:space="preserve">SEQ Table</w:instrText>
+        <w:fldChar w:fldCharType="separate"/>
+      </w:r>
+      <w:r>
+        <w:rPr>
+          <w:b/>
+          <w:sz w:val="22"/>
+        </w:rPr>
+        <w:t>13</w:t>
+      </w:r>
+      <w:r>
+        <w:fldChar w:fldCharType="end"/>
+      </w:r>
+      <w:r>
+        <w:rPr>
+          <w:rFonts w:ascii="Times New Roman" w:cs="Times New Roman" w:eastAsia="Times New Roman" w:hAnsi="Times New Roman"/>
+          <w:b/>
+          <w:bCs/>
+          <w:sz w:val="22"/>
+          <w:szCs w:val="22"/>
+        </w:rPr>
+        <w:t xml:space="preserve">: Endpoint Test Cases and Observed Results</w:t>
       </w:r>
     </w:p>
     <w:p>
@@ -33568,6 +34678,7 @@
     </w:tbl>
     <w:p>
       <w:pPr>
+        <w:keepLines/>
         <w:spacing w:after="240" w:before="80"/>
         <w:jc w:val="center"/>
       </w:pPr>
@@ -33579,7 +34690,32 @@
           <w:sz w:val="22"/>
           <w:szCs w:val="22"/>
         </w:rPr>
-        <w:t xml:space="preserve">Table 14: Acceptance Criteria</w:t>
+        <w:t xml:space="preserve">Table </w:t>
+      </w:r>
+      <w:r>
+        <w:fldChar w:fldCharType="begin" w:dirty="true"/>
+        <w:instrText xml:space="preserve">SEQ Table</w:instrText>
+        <w:fldChar w:fldCharType="separate"/>
+      </w:r>
+      <w:r>
+        <w:rPr>
+          <w:b/>
+          <w:sz w:val="22"/>
+        </w:rPr>
+        <w:t>14</w:t>
+      </w:r>
+      <w:r>
+        <w:fldChar w:fldCharType="end"/>
+      </w:r>
+      <w:r>
+        <w:rPr>
+          <w:rFonts w:ascii="Times New Roman" w:cs="Times New Roman" w:eastAsia="Times New Roman" w:hAnsi="Times New Roman"/>
+          <w:b/>
+          <w:bCs/>
+          <w:sz w:val="22"/>
+          <w:szCs w:val="22"/>
+        </w:rPr>
+        <w:t xml:space="preserve">: Acceptance Criteria</w:t>
       </w:r>
     </w:p>
     <w:p>
